--- a/cv/Lee_Seunghyeon_CV_v11.docx
+++ b/cv/Lee_Seunghyeon_CV_v11.docx
@@ -7592,7 +7592,7 @@
           <w:color w:val="6F6F6F"/>
           <w:sz w:val="18"/>
         </w:rPr>
-        <w:t>2 university courses · 4 online courses (1,000+ students) · 20+ invited lectures and workshops.</w:t>
+        <w:t>2 university courses · 4 online courses (1,100+ students) · 20+ invited lectures and workshops.</w:t>
       </w:r>
     </w:p>
     <w:p>
@@ -7707,7 +7707,7 @@
           <w:color w:val="1F4E3D"/>
           <w:sz w:val="21"/>
         </w:rPr>
-        <w:t>Online Courses  (1,000+ students enrolled)</w:t>
+        <w:t>Online Courses  (1,100+ students enrolled)</w:t>
       </w:r>
     </w:p>
     <w:p>
@@ -8598,7 +8598,7 @@
           <w:sz w:val="20"/>
         </w:rPr>
         <w:tab/>
-        <w:t>Date: 17 August 2026</w:t>
+        <w:t>Date: 20 August 2026</w:t>
       </w:r>
     </w:p>
     <w:sectPr>

--- a/cv/Lee_Seunghyeon_CV_v11.docx
+++ b/cv/Lee_Seunghyeon_CV_v11.docx
@@ -16,16 +16,6 @@
           <w:sz w:val="48"/>
         </w:rPr>
         <w:t>Seunghyeon Lee</w:t>
-      </w:r>
-      <w:r>
-        <w:rPr>
-          <w:rFonts w:ascii="Cambria" w:hAnsi="Cambria" w:cs="Cambria" w:eastAsia="Cambria"/>
-          <w:b w:val="0"/>
-          <w:i w:val="0"/>
-          <w:color w:val="444444"/>
-          <w:sz w:val="24"/>
-        </w:rPr>
-        <w:t xml:space="preserve">  (Clay Lee)</w:t>
       </w:r>
       <w:r>
         <w:rPr>
@@ -249,7 +239,7 @@
           <w:sz w:val="20"/>
         </w:rPr>
         <w:tab/>
-        <w:t>2022.03 — Aug 2026</w:t>
+        <w:t>2022.03 — 2026.08 (expected)</w:t>
       </w:r>
     </w:p>
     <w:p>
@@ -8598,7 +8588,7 @@
           <w:sz w:val="20"/>
         </w:rPr>
         <w:tab/>
-        <w:t>Date: 20 August 2026</w:t>
+        <w:t>Date: 06 September 2026</w:t>
       </w:r>
     </w:p>
     <w:sectPr>

--- a/cv/Lee_Seunghyeon_CV_v11.docx
+++ b/cv/Lee_Seunghyeon_CV_v11.docx
@@ -42,7 +42,7 @@
           <w:color w:val="1F4E3D"/>
           <w:sz w:val="21"/>
         </w:rPr>
-        <w:t>Ph.D., expected Aug 2026 · Forest Structure &amp; Remote Sensing &amp; GIS &amp; AI</w:t>
+        <w:t>Ph.D., Aug 2026 · Forest Structure &amp; Remote Sensing &amp; GIS &amp; AI</w:t>
       </w:r>
     </w:p>
     <w:p>
@@ -239,7 +239,7 @@
           <w:sz w:val="20"/>
         </w:rPr>
         <w:tab/>
-        <w:t>2022.03 — 2026.08 (expected)</w:t>
+        <w:t>2022 — 2026</w:t>
       </w:r>
     </w:p>
     <w:p>
@@ -314,7 +314,7 @@
           <w:sz w:val="20"/>
         </w:rPr>
         <w:tab/>
-        <w:t>2020.03 — 2022.02</w:t>
+        <w:t>2020 — 2022</w:t>
       </w:r>
     </w:p>
     <w:p>
@@ -372,7 +372,7 @@
           <w:sz w:val="20"/>
         </w:rPr>
         <w:tab/>
-        <w:t>2011.03 — 2017.02</w:t>
+        <w:t>2011 — 2017</w:t>
       </w:r>
     </w:p>
     <w:p>
@@ -443,7 +443,7 @@
           <w:sz w:val="20"/>
         </w:rPr>
         <w:tab/>
-        <w:t>2024.07 — 2024.08</w:t>
+        <w:t>2024</w:t>
       </w:r>
     </w:p>
     <w:p>
@@ -494,7 +494,7 @@
           <w:sz w:val="20"/>
         </w:rPr>
         <w:tab/>
-        <w:t>2023.12 — 2024.02</w:t>
+        <w:t>2023 — 2024</w:t>
       </w:r>
     </w:p>
     <w:p>
@@ -545,7 +545,7 @@
           <w:sz w:val="20"/>
         </w:rPr>
         <w:tab/>
-        <w:t>2020.03 — Present</w:t>
+        <w:t>2020 — 2026</w:t>
       </w:r>
     </w:p>
     <w:p>
@@ -596,7 +596,7 @@
           <w:sz w:val="20"/>
         </w:rPr>
         <w:tab/>
-        <w:t>2019.08 — 2019.11</w:t>
+        <w:t>2019</w:t>
       </w:r>
     </w:p>
     <w:p>
@@ -2904,7 +2904,7 @@
           <w:color w:val="444444"/>
           <w:sz w:val="18"/>
         </w:rPr>
-        <w:t xml:space="preserve">  · 2026.04</w:t>
+        <w:t xml:space="preserve">  · Apr 2026</w:t>
       </w:r>
     </w:p>
     <w:p>
@@ -3040,7 +3040,7 @@
           <w:color w:val="444444"/>
           <w:sz w:val="18"/>
         </w:rPr>
-        <w:t xml:space="preserve">  · 2026.06</w:t>
+        <w:t xml:space="preserve">  · Jun 2026</w:t>
       </w:r>
     </w:p>
     <w:p>
@@ -3186,7 +3186,7 @@
           <w:color w:val="444444"/>
           <w:sz w:val="18"/>
         </w:rPr>
-        <w:t xml:space="preserve">  · 2026.05</w:t>
+        <w:t xml:space="preserve">  · May 2026</w:t>
       </w:r>
     </w:p>
     <w:p>
@@ -3372,7 +3372,7 @@
           <w:color w:val="444444"/>
           <w:sz w:val="18"/>
         </w:rPr>
-        <w:t xml:space="preserve">  · 2026.02</w:t>
+        <w:t xml:space="preserve">  · Feb 2026</w:t>
       </w:r>
     </w:p>
     <w:p>
@@ -5274,7 +5274,7 @@
           <w:color w:val="444444"/>
           <w:sz w:val="20"/>
         </w:rPr>
-        <w:t>2025.07 — 2025.11</w:t>
+        <w:t>2025</w:t>
       </w:r>
       <w:r>
         <w:rPr>
@@ -5401,7 +5401,7 @@
           <w:color w:val="444444"/>
           <w:sz w:val="20"/>
         </w:rPr>
-        <w:t>2024.06 — 2025.05</w:t>
+        <w:t>2024 — 2025</w:t>
       </w:r>
       <w:r>
         <w:rPr>
@@ -5528,7 +5528,7 @@
           <w:color w:val="444444"/>
           <w:sz w:val="20"/>
         </w:rPr>
-        <w:t>2023.04 — 2027.12</w:t>
+        <w:t>2023 — 2027</w:t>
       </w:r>
       <w:r>
         <w:rPr>
@@ -5665,7 +5665,7 @@
           <w:color w:val="444444"/>
           <w:sz w:val="20"/>
         </w:rPr>
-        <w:t>2022.12 — 2023.11</w:t>
+        <w:t>2022 — 2023</w:t>
       </w:r>
       <w:r>
         <w:rPr>
@@ -5775,7 +5775,7 @@
           <w:color w:val="444444"/>
           <w:sz w:val="20"/>
         </w:rPr>
-        <w:t>2022.04 — 2026.12</w:t>
+        <w:t>2022 — 2026</w:t>
       </w:r>
       <w:r>
         <w:rPr>
@@ -5895,7 +5895,7 @@
           <w:color w:val="444444"/>
           <w:sz w:val="20"/>
         </w:rPr>
-        <w:t>2021.09 — 2022.12</w:t>
+        <w:t>2021 — 2022</w:t>
       </w:r>
       <w:r>
         <w:rPr>
@@ -6022,7 +6022,7 @@
           <w:color w:val="444444"/>
           <w:sz w:val="20"/>
         </w:rPr>
-        <w:t>2021.04 — 2023.12</w:t>
+        <w:t>2021 — 2023</w:t>
       </w:r>
       <w:r>
         <w:rPr>
@@ -6193,7 +6193,7 @@
           <w:color w:val="444444"/>
           <w:sz w:val="20"/>
         </w:rPr>
-        <w:t>2021.04 — 2023.12</w:t>
+        <w:t>2021 — 2023</w:t>
       </w:r>
       <w:r>
         <w:rPr>
@@ -6313,7 +6313,7 @@
           <w:color w:val="444444"/>
           <w:sz w:val="20"/>
         </w:rPr>
-        <w:t>2020.04 — 2022.12</w:t>
+        <w:t>2020 — 2022</w:t>
       </w:r>
       <w:r>
         <w:rPr>
@@ -6450,7 +6450,7 @@
           <w:color w:val="444444"/>
           <w:sz w:val="20"/>
         </w:rPr>
-        <w:t>2020.01 — 2020.08</w:t>
+        <w:t>2020</w:t>
       </w:r>
       <w:r>
         <w:rPr>
@@ -6577,7 +6577,7 @@
           <w:color w:val="444444"/>
           <w:sz w:val="20"/>
         </w:rPr>
-        <w:t>2019.04 — 2022.12</w:t>
+        <w:t>2019 — 2022</w:t>
       </w:r>
       <w:r>
         <w:rPr>
@@ -6697,7 +6697,7 @@
           <w:color w:val="444444"/>
           <w:sz w:val="20"/>
         </w:rPr>
-        <w:t>2018.07 — 2020.12</w:t>
+        <w:t>2018 — 2020</w:t>
       </w:r>
       <w:r>
         <w:rPr>
@@ -6850,7 +6850,7 @@
           <w:color w:val="444444"/>
           <w:sz w:val="18"/>
         </w:rPr>
-        <w:t>Registered 2025.09 · Seunghyeon Lee</w:t>
+        <w:t>Registered Sep 2025 · Seunghyeon Lee</w:t>
       </w:r>
     </w:p>
     <w:p>
@@ -6886,7 +6886,7 @@
           <w:color w:val="444444"/>
           <w:sz w:val="18"/>
         </w:rPr>
-        <w:t>Registered 2025.04 · Seoul National University</w:t>
+        <w:t>Registered Apr 2025 · Seoul National University</w:t>
       </w:r>
     </w:p>
     <w:p>
@@ -6922,7 +6922,7 @@
           <w:color w:val="444444"/>
           <w:sz w:val="18"/>
         </w:rPr>
-        <w:t>Registered 2024.11 · Seunghyeon Lee</w:t>
+        <w:t>Registered Nov 2024 · Seunghyeon Lee</w:t>
       </w:r>
     </w:p>
     <w:p>
@@ -6958,7 +6958,7 @@
           <w:color w:val="444444"/>
           <w:sz w:val="18"/>
         </w:rPr>
-        <w:t>Registered 2023.07 · Seoul National University</w:t>
+        <w:t>Registered Jul 2023 · Seoul National University</w:t>
       </w:r>
     </w:p>
     <w:p>
@@ -6994,7 +6994,7 @@
           <w:color w:val="444444"/>
           <w:sz w:val="18"/>
         </w:rPr>
-        <w:t>Registered 2022.10 · Seoul National University</w:t>
+        <w:t>Registered Oct 2022 · Seoul National University</w:t>
       </w:r>
     </w:p>
     <w:p>
@@ -7030,7 +7030,7 @@
           <w:color w:val="444444"/>
           <w:sz w:val="18"/>
         </w:rPr>
-        <w:t>Registered 2022.05 · Seoul National University</w:t>
+        <w:t>Registered May 2022 · Seoul National University</w:t>
       </w:r>
     </w:p>
     <w:p>
@@ -7066,7 +7066,7 @@
           <w:color w:val="444444"/>
           <w:sz w:val="18"/>
         </w:rPr>
-        <w:t>Registered 2022.04 · Seoul National University</w:t>
+        <w:t>Registered Apr 2022 · Seoul National University</w:t>
       </w:r>
     </w:p>
     <w:p>
@@ -8371,7 +8371,7 @@
           <w:sz w:val="20"/>
         </w:rPr>
         <w:tab/>
-        <w:t>2023.09 — 2025.03</w:t>
+        <w:t>2023 — 2025</w:t>
       </w:r>
     </w:p>
     <w:p>
@@ -8422,7 +8422,7 @@
           <w:sz w:val="20"/>
         </w:rPr>
         <w:tab/>
-        <w:t>2017.03 — 2018.11</w:t>
+        <w:t>2017 — 2018</w:t>
       </w:r>
     </w:p>
     <w:p>
@@ -8473,7 +8473,7 @@
           <w:sz w:val="20"/>
         </w:rPr>
         <w:tab/>
-        <w:t>2016.09 — 2017.02</w:t>
+        <w:t>2016 — 2017</w:t>
       </w:r>
     </w:p>
     <w:p>

--- a/cv/Lee_Seunghyeon_CV_v11.docx
+++ b/cv/Lee_Seunghyeon_CV_v11.docx
@@ -8525,70 +8525,18 @@
     </w:p>
     <w:p>
       <w:pPr>
-        <w:spacing w:before="320"/>
+        <w:spacing w:before="360"/>
+        <w:jc w:val="right"/>
       </w:pPr>
       <w:r>
-        <w:drawing>
-          <wp:inline xmlns:a="http://schemas.openxmlformats.org/drawingml/2006/main" xmlns:pic="http://schemas.openxmlformats.org/drawingml/2006/picture">
-            <wp:extent cx="624582" cy="548640"/>
-            <wp:docPr id="1" name="Picture 1"/>
-            <wp:cNvGraphicFramePr>
-              <a:graphicFrameLocks noChangeAspect="1"/>
-            </wp:cNvGraphicFramePr>
-            <a:graphic>
-              <a:graphicData uri="http://schemas.openxmlformats.org/drawingml/2006/picture">
-                <pic:pic>
-                  <pic:nvPicPr>
-                    <pic:cNvPr id="0" name="signature.png"/>
-                    <pic:cNvPicPr/>
-                  </pic:nvPicPr>
-                  <pic:blipFill>
-                    <a:blip r:embed="rId29"/>
-                    <a:stretch>
-                      <a:fillRect/>
-                    </a:stretch>
-                  </pic:blipFill>
-                  <pic:spPr>
-                    <a:xfrm>
-                      <a:off x="0" y="0"/>
-                      <a:ext cx="624582" cy="548640"/>
-                    </a:xfrm>
-                    <a:prstGeom prst="rect"/>
-                  </pic:spPr>
-                </pic:pic>
-              </a:graphicData>
-            </a:graphic>
-          </wp:inline>
-        </w:drawing>
-      </w:r>
-    </w:p>
-    <w:p>
-      <w:pPr>
-        <w:tabs>
-          <w:tab w:pos="10224" w:val="right"/>
-        </w:tabs>
-        <w:spacing w:before="20"/>
-      </w:pPr>
-      <w:r>
-        <w:rPr>
-          <w:rFonts w:ascii="Cambria" w:hAnsi="Cambria" w:cs="Cambria" w:eastAsia="Cambria"/>
-          <w:b/>
-          <w:i w:val="0"/>
-          <w:color w:val="1A1A1A"/>
-          <w:sz w:val="21"/>
-        </w:rPr>
-        <w:t>Seunghyeon Lee</w:t>
-      </w:r>
-      <w:r>
-        <w:rPr>
-          <w:rFonts w:ascii="Cambria" w:hAnsi="Cambria" w:cs="Cambria" w:eastAsia="Cambria"/>
-          <w:b w:val="0"/>
-          <w:i w:val="0"/>
-          <w:color w:val="444444"/>
-          <w:sz w:val="20"/>
-        </w:rPr>
-        <w:tab/>
-        <w:t>Date: 06 September 2026</w:t>
+        <w:rPr>
+          <w:rFonts w:ascii="Cambria" w:hAnsi="Cambria" w:cs="Cambria" w:eastAsia="Cambria"/>
+          <w:b w:val="0"/>
+          <w:i/>
+          <w:color w:val="6F6F6F"/>
+          <w:sz w:val="18"/>
+        </w:rPr>
+        <w:t>Last updated: Sep 2026</w:t>
       </w:r>
     </w:p>
     <w:sectPr>
